--- a/public/templates/preview/complaint.docx
+++ b/public/templates/preview/complaint.docx
@@ -5,17 +5,351 @@
     <w:p>
       <w:pPr>
         <w:pStyle w:val="Heading1"/>
-        <w:spacing w:after="240" w:before="240"/>
+        <w:spacing w:after="200" w:before="160"/>
       </w:pPr>
       <w:r>
         <w:rPr>
           <w:b/>
           <w:bCs/>
           <w:color w:val="0369A1"/>
-          <w:sz w:val="32"/>
-          <w:szCs w:val="32"/>
-        </w:rPr>
-        <w:t xml:space="preserve">COMPLAINT REPORT</w:t>
+          <w:sz w:val="30"/>
+          <w:szCs w:val="30"/>
+        </w:rPr>
+        <w:t xml:space="preserve">SERVICE AND PROPERTY COMPLAINT RECORD</w:t>
+      </w:r>
+    </w:p>
+    <w:p>
+      <w:pPr>
+        <w:spacing w:after="240"/>
+      </w:pPr>
+      <w:r>
+        <w:rPr>
+          <w:color w:val="0F172A"/>
+          <w:sz w:val="22"/>
+          <w:szCs w:val="22"/>
+        </w:rPr>
+        <w:t xml:space="preserve">One complaint, one reference number, one owner, one close-out. This is the record that shows a complaint was handled properly if it is later disputed.</w:t>
+      </w:r>
+    </w:p>
+    <w:p>
+      <w:pPr>
+        <w:pStyle w:val="Heading2"/>
+        <w:spacing w:after="120" w:before="280"/>
+      </w:pPr>
+      <w:r>
+        <w:rPr>
+          <w:b/>
+          <w:bCs/>
+          <w:color w:val="0F172A"/>
+          <w:sz w:val="24"/>
+          <w:szCs w:val="24"/>
+        </w:rPr>
+        <w:t xml:space="preserve">1. Complaint</w:t>
+      </w:r>
+    </w:p>
+    <w:tbl>
+      <w:tblPr>
+        <w:tblW w:type="pct" w:w="5000"/>
+        <w:tblBorders>
+          <w:top w:val="single" w:color="auto" w:sz="4"/>
+          <w:left w:val="single" w:color="auto" w:sz="4"/>
+          <w:bottom w:val="single" w:color="auto" w:sz="4"/>
+          <w:right w:val="single" w:color="auto" w:sz="4"/>
+          <w:insideH w:val="single" w:color="auto" w:sz="4"/>
+          <w:insideV w:val="single" w:color="auto" w:sz="4"/>
+        </w:tblBorders>
+      </w:tblPr>
+      <w:tblGrid>
+        <w:gridCol w:w="3119"/>
+        <w:gridCol w:w="6627"/>
+      </w:tblGrid>
+      <w:tr>
+        <w:tc>
+          <w:tcPr>
+            <w:tcW w:type="pct" w:w="1600"/>
+          </w:tcPr>
+          <w:p>
+            <w:r>
+              <w:rPr>
+                <w:b/>
+                <w:bCs/>
+                <w:color w:val="0F172A"/>
+                <w:sz w:val="20"/>
+                <w:szCs w:val="20"/>
+              </w:rPr>
+              <w:t xml:space="preserve">Reference</w:t>
+            </w:r>
+          </w:p>
+        </w:tc>
+        <w:tc>
+          <w:tcPr>
+            <w:tcW w:type="pct" w:w="3400"/>
+          </w:tcPr>
+          <w:p>
+            <w:r>
+              <w:rPr>
+                <w:color w:val="0F172A"/>
+                <w:sz w:val="20"/>
+                <w:szCs w:val="20"/>
+              </w:rPr>
+              <w:t xml:space="preserve">—</w:t>
+            </w:r>
+          </w:p>
+        </w:tc>
+      </w:tr>
+      <w:tr>
+        <w:tc>
+          <w:tcPr>
+            <w:tcW w:type="pct" w:w="1600"/>
+          </w:tcPr>
+          <w:p>
+            <w:r>
+              <w:rPr>
+                <w:b/>
+                <w:bCs/>
+                <w:color w:val="0F172A"/>
+                <w:sz w:val="20"/>
+                <w:szCs w:val="20"/>
+              </w:rPr>
+              <w:t xml:space="preserve">Date received</w:t>
+            </w:r>
+          </w:p>
+        </w:tc>
+        <w:tc>
+          <w:tcPr>
+            <w:tcW w:type="pct" w:w="3400"/>
+          </w:tcPr>
+          <w:p>
+            <w:r>
+              <w:rPr>
+                <w:color w:val="0F172A"/>
+                <w:sz w:val="20"/>
+                <w:szCs w:val="20"/>
+              </w:rPr>
+              <w:t xml:space="preserve">09 October 2026</w:t>
+            </w:r>
+          </w:p>
+        </w:tc>
+      </w:tr>
+      <w:tr>
+        <w:tc>
+          <w:tcPr>
+            <w:tcW w:type="pct" w:w="1600"/>
+          </w:tcPr>
+          <w:p>
+            <w:r>
+              <w:rPr>
+                <w:b/>
+                <w:bCs/>
+                <w:color w:val="0F172A"/>
+                <w:sz w:val="20"/>
+                <w:szCs w:val="20"/>
+              </w:rPr>
+              <w:t xml:space="preserve">Reported by (tenant / agent / third party)</w:t>
+            </w:r>
+          </w:p>
+        </w:tc>
+        <w:tc>
+          <w:tcPr>
+            <w:tcW w:type="pct" w:w="3400"/>
+          </w:tcPr>
+          <w:p>
+            <w:r>
+              <w:rPr>
+                <w:color w:val="0F172A"/>
+                <w:sz w:val="20"/>
+                <w:szCs w:val="20"/>
+              </w:rPr>
+              <w:t xml:space="preserve">Brian Mwangi</w:t>
+            </w:r>
+          </w:p>
+        </w:tc>
+      </w:tr>
+      <w:tr>
+        <w:tc>
+          <w:tcPr>
+            <w:tcW w:type="pct" w:w="1600"/>
+          </w:tcPr>
+          <w:p>
+            <w:r>
+              <w:rPr>
+                <w:b/>
+                <w:bCs/>
+                <w:color w:val="0F172A"/>
+                <w:sz w:val="20"/>
+                <w:szCs w:val="20"/>
+              </w:rPr>
+              <w:t xml:space="preserve">Telephone</w:t>
+            </w:r>
+          </w:p>
+        </w:tc>
+        <w:tc>
+          <w:tcPr>
+            <w:tcW w:type="pct" w:w="3400"/>
+          </w:tcPr>
+          <w:p>
+            <w:r>
+              <w:rPr>
+                <w:color w:val="0F172A"/>
+                <w:sz w:val="20"/>
+                <w:szCs w:val="20"/>
+              </w:rPr>
+              <w:t xml:space="preserve">07XX XXX XXX</w:t>
+            </w:r>
+          </w:p>
+        </w:tc>
+      </w:tr>
+      <w:tr>
+        <w:tc>
+          <w:tcPr>
+            <w:tcW w:type="pct" w:w="1600"/>
+          </w:tcPr>
+          <w:p>
+            <w:r>
+              <w:rPr>
+                <w:b/>
+                <w:bCs/>
+                <w:color w:val="0F172A"/>
+                <w:sz w:val="20"/>
+                <w:szCs w:val="20"/>
+              </w:rPr>
+              <w:t xml:space="preserve">Email</w:t>
+            </w:r>
+          </w:p>
+        </w:tc>
+        <w:tc>
+          <w:tcPr>
+            <w:tcW w:type="pct" w:w="3400"/>
+          </w:tcPr>
+          <w:p>
+            <w:r>
+              <w:rPr>
+                <w:color w:val="0F172A"/>
+                <w:sz w:val="20"/>
+                <w:szCs w:val="20"/>
+              </w:rPr>
+              <w:t xml:space="preserve">—</w:t>
+            </w:r>
+          </w:p>
+        </w:tc>
+      </w:tr>
+      <w:tr>
+        <w:tc>
+          <w:tcPr>
+            <w:tcW w:type="pct" w:w="1600"/>
+          </w:tcPr>
+          <w:p>
+            <w:r>
+              <w:rPr>
+                <w:b/>
+                <w:bCs/>
+                <w:color w:val="0F172A"/>
+                <w:sz w:val="20"/>
+                <w:szCs w:val="20"/>
+              </w:rPr>
+              <w:t xml:space="preserve">Property / unit</w:t>
+            </w:r>
+          </w:p>
+        </w:tc>
+        <w:tc>
+          <w:tcPr>
+            <w:tcW w:type="pct" w:w="3400"/>
+          </w:tcPr>
+          <w:p>
+            <w:r>
+              <w:rPr>
+                <w:color w:val="0F172A"/>
+                <w:sz w:val="20"/>
+                <w:szCs w:val="20"/>
+              </w:rPr>
+              <w:t xml:space="preserve">Riverside Court, Riverside Drive, Nairobi</w:t>
+            </w:r>
+          </w:p>
+        </w:tc>
+      </w:tr>
+      <w:tr>
+        <w:tc>
+          <w:tcPr>
+            <w:tcW w:type="pct" w:w="1600"/>
+          </w:tcPr>
+          <w:p>
+            <w:r>
+              <w:rPr>
+                <w:b/>
+                <w:bCs/>
+                <w:color w:val="0F172A"/>
+                <w:sz w:val="20"/>
+                <w:szCs w:val="20"/>
+              </w:rPr>
+              <w:t xml:space="preserve">Category</w:t>
+            </w:r>
+          </w:p>
+        </w:tc>
+        <w:tc>
+          <w:tcPr>
+            <w:tcW w:type="pct" w:w="3400"/>
+          </w:tcPr>
+          <w:p>
+            <w:r>
+              <w:rPr>
+                <w:color w:val="0F172A"/>
+                <w:sz w:val="20"/>
+                <w:szCs w:val="20"/>
+              </w:rPr>
+              <w:t xml:space="preserve">☐ Maintenance  ☐ Rent  ☐ Noise / nuisance  ☐ Security  ☐ Utility  ☐ Staff conduct  ☐ Other</w:t>
+            </w:r>
+          </w:p>
+        </w:tc>
+      </w:tr>
+      <w:tr>
+        <w:tc>
+          <w:tcPr>
+            <w:tcW w:type="pct" w:w="1600"/>
+          </w:tcPr>
+          <w:p>
+            <w:r>
+              <w:rPr>
+                <w:b/>
+                <w:bCs/>
+                <w:color w:val="0F172A"/>
+                <w:sz w:val="20"/>
+                <w:szCs w:val="20"/>
+              </w:rPr>
+              <w:t xml:space="preserve">Severity</w:t>
+            </w:r>
+          </w:p>
+        </w:tc>
+        <w:tc>
+          <w:tcPr>
+            <w:tcW w:type="pct" w:w="3400"/>
+          </w:tcPr>
+          <w:p>
+            <w:r>
+              <w:rPr>
+                <w:color w:val="0F172A"/>
+                <w:sz w:val="20"/>
+                <w:szCs w:val="20"/>
+              </w:rPr>
+              <w:t xml:space="preserve">☐ Safety-critical  ☐ Urgent  ☐ Routine</w:t>
+            </w:r>
+          </w:p>
+        </w:tc>
+      </w:tr>
+    </w:tbl>
+    <w:p>
+      <w:pPr>
+        <w:pStyle w:val="Heading2"/>
+        <w:spacing w:after="120" w:before="280"/>
+      </w:pPr>
+      <w:r>
+        <w:rPr>
+          <w:b/>
+          <w:bCs/>
+          <w:color w:val="0F172A"/>
+          <w:sz w:val="24"/>
+          <w:szCs w:val="24"/>
+        </w:rPr>
+        <w:t xml:space="preserve">2. What happened</w:t>
       </w:r>
     </w:p>
     <w:p>
@@ -26,17 +360,19 @@
         <w:rPr>
           <w:b/>
           <w:bCs/>
-          <w:sz w:val="22"/>
-          <w:szCs w:val="22"/>
-        </w:rPr>
-        <w:t xml:space="preserve">Date: </w:t>
-      </w:r>
-      <w:r>
-        <w:rPr>
-          <w:sz w:val="22"/>
-          <w:szCs w:val="22"/>
-        </w:rPr>
-        <w:t xml:space="preserve">07/10/2026</w:t>
+          <w:color w:val="0F172A"/>
+          <w:sz w:val="22"/>
+          <w:szCs w:val="22"/>
+        </w:rPr>
+        <w:t xml:space="preserve">Date and time of incident: </w:t>
+      </w:r>
+      <w:r>
+        <w:rPr>
+          <w:color w:val="0F172A"/>
+          <w:sz w:val="22"/>
+          <w:szCs w:val="22"/>
+        </w:rPr>
+        <w:t xml:space="preserve">3 March 2026, 21:40</w:t>
       </w:r>
     </w:p>
     <w:p>
@@ -45,19 +381,80 @@
       </w:pPr>
       <w:r>
         <w:rPr>
-          <w:b/>
-          <w:bCs/>
-          <w:sz w:val="22"/>
-          <w:szCs w:val="22"/>
-        </w:rPr>
-        <w:t xml:space="preserve">Reporter (Tenant / Other): </w:t>
-      </w:r>
-      <w:r>
-        <w:rPr>
-          <w:sz w:val="22"/>
-          <w:szCs w:val="22"/>
-        </w:rPr>
-        <w:t xml:space="preserve">Sample Tenant</w:t>
+          <w:color w:val="0F172A"/>
+          <w:sz w:val="22"/>
+          <w:szCs w:val="22"/>
+        </w:rPr>
+        <w:t xml:space="preserve"> </w:t>
+      </w:r>
+    </w:p>
+    <w:p>
+      <w:pPr>
+        <w:spacing w:after="140"/>
+      </w:pPr>
+      <w:r>
+        <w:rPr>
+          <w:b/>
+          <w:bCs/>
+          <w:color w:val="0F172A"/>
+          <w:sz w:val="21"/>
+          <w:szCs w:val="21"/>
+        </w:rPr>
+        <w:t xml:space="preserve">Account of what happened </w:t>
+      </w:r>
+      <w:r>
+        <w:rPr>
+          <w:color w:val="94A3B8"/>
+          <w:sz w:val="21"/>
+          <w:szCs w:val="21"/>
+        </w:rPr>
+        <w:t xml:space="preserve">......................................................................</w:t>
+      </w:r>
+    </w:p>
+    <w:p>
+      <w:pPr>
+        <w:spacing w:after="140"/>
+      </w:pPr>
+      <w:r>
+        <w:rPr>
+          <w:b/>
+          <w:bCs/>
+          <w:color w:val="0F172A"/>
+          <w:sz w:val="21"/>
+          <w:szCs w:val="21"/>
+        </w:rPr>
+        <w:t xml:space="preserve"> </w:t>
+      </w:r>
+      <w:r>
+        <w:rPr>
+          <w:color w:val="94A3B8"/>
+          <w:sz w:val="21"/>
+          <w:szCs w:val="21"/>
+        </w:rPr>
+        <w:t xml:space="preserve">......................................................................</w:t>
+      </w:r>
+    </w:p>
+    <w:p>
+      <w:pPr>
+        <w:spacing w:after="140"/>
+      </w:pPr>
+      <w:r>
+        <w:rPr>
+          <w:b/>
+          <w:bCs/>
+          <w:color w:val="0F172A"/>
+          <w:sz w:val="21"/>
+          <w:szCs w:val="21"/>
+        </w:rPr>
+        <w:t xml:space="preserve">Persons involved / witnesses </w:t>
+      </w:r>
+      <w:r>
+        <w:rPr>
+          <w:color w:val="94A3B8"/>
+          <w:sz w:val="21"/>
+          <w:szCs w:val="21"/>
+        </w:rPr>
+        <w:t xml:space="preserve">......................................................................</w:t>
       </w:r>
     </w:p>
     <w:p>
@@ -68,17 +465,120 @@
         <w:rPr>
           <w:b/>
           <w:bCs/>
-          <w:sz w:val="22"/>
-          <w:szCs w:val="22"/>
-        </w:rPr>
-        <w:t xml:space="preserve">Property affected: </w:t>
-      </w:r>
-      <w:r>
-        <w:rPr>
-          <w:sz w:val="22"/>
-          <w:szCs w:val="22"/>
-        </w:rPr>
-        <w:t xml:space="preserve">Kileleshwa Apartments — Unit 3B</w:t>
+          <w:color w:val="0F172A"/>
+          <w:sz w:val="22"/>
+          <w:szCs w:val="22"/>
+        </w:rPr>
+        <w:t xml:space="preserve">Evidence supplied: </w:t>
+      </w:r>
+      <w:r>
+        <w:rPr>
+          <w:color w:val="0F172A"/>
+          <w:sz w:val="22"/>
+          <w:szCs w:val="22"/>
+        </w:rPr>
+        <w:t xml:space="preserve">☐ Photos  ☐ Video  ☐ Messages  ☐ Receipts  ☐ None</w:t>
+      </w:r>
+    </w:p>
+    <w:p>
+      <w:pPr>
+        <w:pStyle w:val="Heading2"/>
+        <w:spacing w:after="120" w:before="280"/>
+      </w:pPr>
+      <w:r>
+        <w:rPr>
+          <w:b/>
+          <w:bCs/>
+          <w:color w:val="0F172A"/>
+          <w:sz w:val="24"/>
+          <w:szCs w:val="24"/>
+        </w:rPr>
+        <w:t xml:space="preserve">3. Action taken</w:t>
+      </w:r>
+    </w:p>
+    <w:p>
+      <w:pPr>
+        <w:spacing w:after="140"/>
+      </w:pPr>
+      <w:r>
+        <w:rPr>
+          <w:b/>
+          <w:bCs/>
+          <w:color w:val="0F172A"/>
+          <w:sz w:val="21"/>
+          <w:szCs w:val="21"/>
+        </w:rPr>
+        <w:t xml:space="preserve">Immediate response and date </w:t>
+      </w:r>
+      <w:r>
+        <w:rPr>
+          <w:color w:val="94A3B8"/>
+          <w:sz w:val="21"/>
+          <w:szCs w:val="21"/>
+        </w:rPr>
+        <w:t xml:space="preserve">......................................................................</w:t>
+      </w:r>
+    </w:p>
+    <w:p>
+      <w:pPr>
+        <w:spacing w:after="140"/>
+      </w:pPr>
+      <w:r>
+        <w:rPr>
+          <w:b/>
+          <w:bCs/>
+          <w:color w:val="0F172A"/>
+          <w:sz w:val="21"/>
+          <w:szCs w:val="21"/>
+        </w:rPr>
+        <w:t xml:space="preserve">Investigation carried out </w:t>
+      </w:r>
+      <w:r>
+        <w:rPr>
+          <w:color w:val="94A3B8"/>
+          <w:sz w:val="21"/>
+          <w:szCs w:val="21"/>
+        </w:rPr>
+        <w:t xml:space="preserve">......................................................................</w:t>
+      </w:r>
+    </w:p>
+    <w:p>
+      <w:pPr>
+        <w:spacing w:after="140"/>
+      </w:pPr>
+      <w:r>
+        <w:rPr>
+          <w:b/>
+          <w:bCs/>
+          <w:color w:val="0F172A"/>
+          <w:sz w:val="21"/>
+          <w:szCs w:val="21"/>
+        </w:rPr>
+        <w:t xml:space="preserve">Contractor or third party engaged </w:t>
+      </w:r>
+      <w:r>
+        <w:rPr>
+          <w:color w:val="94A3B8"/>
+          <w:sz w:val="21"/>
+          <w:szCs w:val="21"/>
+        </w:rPr>
+        <w:t xml:space="preserve">......................................................................</w:t>
+      </w:r>
+    </w:p>
+    <w:p>
+      <w:pPr>
+        <w:pStyle w:val="Heading2"/>
+        <w:spacing w:after="120" w:before="280"/>
+      </w:pPr>
+      <w:r>
+        <w:rPr>
+          <w:b/>
+          <w:bCs/>
+          <w:color w:val="0F172A"/>
+          <w:sz w:val="24"/>
+          <w:szCs w:val="24"/>
+        </w:rPr>
+        <w:t xml:space="preserve">4. Resolution</w:t>
       </w:r>
     </w:p>
     <w:p>
@@ -89,61 +589,42 @@
         <w:rPr>
           <w:b/>
           <w:bCs/>
-          <w:sz w:val="22"/>
-          <w:szCs w:val="22"/>
-        </w:rPr>
-        <w:t xml:space="preserve">Phone: </w:t>
-      </w:r>
-      <w:r>
-        <w:rPr>
-          <w:sz w:val="22"/>
-          <w:szCs w:val="22"/>
-        </w:rPr>
-        <w:t xml:space="preserve">0712 345 678</w:t>
-      </w:r>
-    </w:p>
-    <w:p>
-      <w:pPr>
-        <w:pStyle w:val="Heading2"/>
-        <w:spacing w:after="120" w:before="200"/>
-      </w:pPr>
-      <w:r>
-        <w:rPr>
-          <w:b/>
-          <w:bCs/>
-          <w:color w:val="0F172A"/>
-          <w:sz w:val="26"/>
-          <w:szCs w:val="26"/>
-        </w:rPr>
-        <w:t xml:space="preserve">What happened</w:t>
-      </w:r>
-    </w:p>
-    <w:p>
-      <w:pPr>
-        <w:spacing w:after="120"/>
-      </w:pPr>
-      <w:r>
-        <w:rPr>
-          <w:sz w:val="22"/>
-          <w:szCs w:val="22"/>
-        </w:rPr>
-        <w:t xml:space="preserve">Loud music from the unit above after 11pm on multiple occasions.</w:t>
-      </w:r>
-    </w:p>
-    <w:p>
-      <w:pPr>
-        <w:pStyle w:val="Heading2"/>
-        <w:spacing w:after="120" w:before="200"/>
-      </w:pPr>
-      <w:r>
-        <w:rPr>
-          <w:b/>
-          <w:bCs/>
-          <w:color w:val="0F172A"/>
-          <w:sz w:val="26"/>
-          <w:szCs w:val="26"/>
-        </w:rPr>
-        <w:t xml:space="preserve">When</w:t>
+          <w:color w:val="0F172A"/>
+          <w:sz w:val="22"/>
+          <w:szCs w:val="22"/>
+        </w:rPr>
+        <w:t xml:space="preserve">Outcome: </w:t>
+      </w:r>
+      <w:r>
+        <w:rPr>
+          <w:color w:val="0F172A"/>
+          <w:sz w:val="22"/>
+          <w:szCs w:val="22"/>
+        </w:rPr>
+        <w:t xml:space="preserve">☐ Resolved  ☐ Partially resolved  ☐ Referred to Tribunal  ☐ Referred to police  ☐ Ongoing</w:t>
+      </w:r>
+    </w:p>
+    <w:p>
+      <w:pPr>
+        <w:spacing w:after="140"/>
+      </w:pPr>
+      <w:r>
+        <w:rPr>
+          <w:b/>
+          <w:bCs/>
+          <w:color w:val="0F172A"/>
+          <w:sz w:val="21"/>
+          <w:szCs w:val="21"/>
+        </w:rPr>
+        <w:t xml:space="preserve">What was agreed </w:t>
+      </w:r>
+      <w:r>
+        <w:rPr>
+          <w:color w:val="94A3B8"/>
+          <w:sz w:val="21"/>
+          <w:szCs w:val="21"/>
+        </w:rPr>
+        <w:t xml:space="preserve">......................................................................</w:t>
       </w:r>
     </w:p>
     <w:p>
@@ -154,17 +635,19 @@
         <w:rPr>
           <w:b/>
           <w:bCs/>
-          <w:sz w:val="22"/>
-          <w:szCs w:val="22"/>
-        </w:rPr>
-        <w:t xml:space="preserve">Date and time of incident: </w:t>
-      </w:r>
-      <w:r>
-        <w:rPr>
-          <w:sz w:val="22"/>
-          <w:szCs w:val="22"/>
-        </w:rPr>
-        <w:t xml:space="preserve">2026-01-20</w:t>
+          <w:color w:val="0F172A"/>
+          <w:sz w:val="22"/>
+          <w:szCs w:val="22"/>
+        </w:rPr>
+        <w:t xml:space="preserve">Cost borne by: </w:t>
+      </w:r>
+      <w:r>
+        <w:rPr>
+          <w:color w:val="0F172A"/>
+          <w:sz w:val="22"/>
+          <w:szCs w:val="22"/>
+        </w:rPr>
+        <w:t xml:space="preserve">☐ Landlord  ☐ Tenant  ☐ Shared — agreed: ____________</w:t>
       </w:r>
     </w:p>
     <w:p>
@@ -175,33 +658,19 @@
         <w:rPr>
           <w:b/>
           <w:bCs/>
-          <w:sz w:val="22"/>
-          <w:szCs w:val="22"/>
-        </w:rPr>
-        <w:t xml:space="preserve">Reported on: </w:t>
-      </w:r>
-      <w:r>
-        <w:rPr>
-          <w:sz w:val="22"/>
-          <w:szCs w:val="22"/>
-        </w:rPr>
-        <w:t xml:space="preserve">07/10/2026</w:t>
-      </w:r>
-    </w:p>
-    <w:p>
-      <w:pPr>
-        <w:pStyle w:val="Heading2"/>
-        <w:spacing w:after="120" w:before="200"/>
-      </w:pPr>
-      <w:r>
-        <w:rPr>
-          <w:b/>
-          <w:bCs/>
-          <w:color w:val="0F172A"/>
-          <w:sz w:val="26"/>
-          <w:szCs w:val="26"/>
-        </w:rPr>
-        <w:t xml:space="preserve">Action taken</w:t>
+          <w:color w:val="0F172A"/>
+          <w:sz w:val="22"/>
+          <w:szCs w:val="22"/>
+        </w:rPr>
+        <w:t xml:space="preserve">Date closed: </w:t>
+      </w:r>
+      <w:r>
+        <w:rPr>
+          <w:color w:val="0F172A"/>
+          <w:sz w:val="22"/>
+          <w:szCs w:val="22"/>
+        </w:rPr>
+        <w:t xml:space="preserve">______________</w:t>
       </w:r>
     </w:p>
     <w:p>
@@ -210,11 +679,106 @@
       </w:pPr>
       <w:r>
         <w:rPr>
-          <w:color w:val="94A3B8"/>
-          <w:sz w:val="22"/>
-          <w:szCs w:val="22"/>
-        </w:rPr>
-        <w:t xml:space="preserve">Immediate response ............................................................</w:t>
+          <w:b/>
+          <w:bCs/>
+          <w:color w:val="0F172A"/>
+          <w:sz w:val="22"/>
+          <w:szCs w:val="22"/>
+        </w:rPr>
+        <w:t xml:space="preserve">Complainant notified on: </w:t>
+      </w:r>
+      <w:r>
+        <w:rPr>
+          <w:color w:val="0F172A"/>
+          <w:sz w:val="22"/>
+          <w:szCs w:val="22"/>
+        </w:rPr>
+        <w:t xml:space="preserve">______________</w:t>
+      </w:r>
+    </w:p>
+    <w:p>
+      <w:pPr>
+        <w:pBdr>
+          <w:top w:val="single" w:color="CBD5E1" w:sz="6" w:space="6"/>
+        </w:pBdr>
+        <w:spacing w:after="60" w:before="200"/>
+      </w:pPr>
+      <w:r>
+        <w:rPr>
+          <w:b/>
+          <w:bCs/>
+          <w:color w:val="0F172A"/>
+          <w:sz w:val="20"/>
+          <w:szCs w:val="20"/>
+        </w:rPr>
+        <w:t xml:space="preserve">SAFETY-CRITICAL COMPLAINTS</w:t>
+      </w:r>
+    </w:p>
+    <w:p>
+      <w:pPr>
+        <w:spacing w:after="60"/>
+      </w:pPr>
+      <w:r>
+        <w:rPr>
+          <w:color w:val="64748B"/>
+          <w:sz w:val="19"/>
+          <w:szCs w:val="19"/>
+        </w:rPr>
+        <w:t xml:space="preserve">Fire, gas, structural collapse, exposed live wiring, flooding, or a threat to a person: make the premises safe first, then report to the police and the relevant authority, and record the time of each call.</w:t>
+      </w:r>
+    </w:p>
+    <w:p>
+      <w:pPr>
+        <w:spacing w:after="60"/>
+      </w:pPr>
+      <w:r>
+        <w:rPr>
+          <w:color w:val="64748B"/>
+          <w:sz w:val="19"/>
+          <w:szCs w:val="19"/>
+        </w:rPr>
+        <w:t xml:space="preserve">Eviction threats, harassment, or a utility disconnection: record the exact words used, the date and time, and the names of anyone present. These are matters for the Tribunal or the police, not for a letter.</w:t>
+      </w:r>
+    </w:p>
+    <w:p>
+      <w:pPr>
+        <w:spacing w:after="60"/>
+      </w:pPr>
+      <w:r>
+        <w:rPr>
+          <w:color w:val="64748B"/>
+          <w:sz w:val="19"/>
+          <w:szCs w:val="19"/>
+        </w:rPr>
+        <w:t xml:space="preserve">Never resolve a complaint by disconnecting a service or by removing a tenant's property. Both are unlawful.</w:t>
+      </w:r>
+    </w:p>
+    <w:p>
+      <w:pPr>
+        <w:pBdr>
+          <w:bottom w:val="single" w:color="CBD5E1" w:sz="6" w:space="6"/>
+        </w:pBdr>
+        <w:spacing w:after="160"/>
+      </w:pPr>
+      <w:r>
+        <w:rPr>
+          <w:sz w:val="2"/>
+          <w:szCs w:val="2"/>
+        </w:rPr>
+        <w:t xml:space="preserve"/>
+      </w:r>
+    </w:p>
+    <w:p>
+      <w:pPr>
+        <w:spacing w:after="200"/>
+      </w:pPr>
+      <w:r>
+        <w:rPr>
+          <w:color w:val="0F172A"/>
+          <w:sz w:val="22"/>
+          <w:szCs w:val="22"/>
+        </w:rPr>
+        <w:t xml:space="preserve"> </w:t>
       </w:r>
     </w:p>
     <w:p>
@@ -223,32 +787,30 @@
       </w:pPr>
       <w:r>
         <w:rPr>
-          <w:color w:val="94A3B8"/>
-          <w:sz w:val="22"/>
-          <w:szCs w:val="22"/>
-        </w:rPr>
-        <w:t xml:space="preserve">Investigation steps ............................................................</w:t>
-      </w:r>
-    </w:p>
-    <w:p>
-      <w:pPr>
-        <w:spacing w:after="80"/>
-      </w:pPr>
-      <w:r>
-        <w:rPr>
-          <w:color w:val="94A3B8"/>
-          <w:sz w:val="22"/>
-          <w:szCs w:val="22"/>
-        </w:rPr>
-        <w:t xml:space="preserve">Resolution ............................................................</w:t>
-      </w:r>
-    </w:p>
-    <w:p>
-      <w:pPr>
-        <w:spacing w:after="400"/>
-      </w:pPr>
-      <w:r>
-        <w:rPr>
+          <w:b/>
+          <w:bCs/>
+          <w:color w:val="0F172A"/>
+          <w:sz w:val="22"/>
+          <w:szCs w:val="22"/>
+        </w:rPr>
+        <w:t xml:space="preserve">Handled by: </w:t>
+      </w:r>
+      <w:r>
+        <w:rPr>
+          <w:color w:val="0F172A"/>
+          <w:sz w:val="22"/>
+          <w:szCs w:val="22"/>
+        </w:rPr>
+        <w:t xml:space="preserve">____________________</w:t>
+      </w:r>
+    </w:p>
+    <w:p>
+      <w:pPr>
+        <w:spacing w:after="300"/>
+      </w:pPr>
+      <w:r>
+        <w:rPr>
+          <w:color w:val="0F172A"/>
           <w:sz w:val="22"/>
           <w:szCs w:val="22"/>
         </w:rPr>
@@ -277,12 +839,15 @@
             <w:tcW w:type="pct" w:w="2500"/>
           </w:tcPr>
           <w:p>
+            <w:pPr>
+              <w:spacing w:before="320"/>
+            </w:pPr>
             <w:r>
               <w:rPr>
                 <w:sz w:val="22"/>
                 <w:szCs w:val="22"/>
               </w:rPr>
-              <w:t xml:space="preserve">_____________________</w:t>
+              <w:t xml:space="preserve">_______________________________</w:t>
             </w:r>
           </w:p>
           <w:p>
@@ -292,7 +857,7 @@
                 <w:sz w:val="18"/>
                 <w:szCs w:val="18"/>
               </w:rPr>
-              <w:t xml:space="preserve">Reporter</w:t>
+              <w:t xml:space="preserve">Complainant — signature and date</w:t>
             </w:r>
           </w:p>
         </w:tc>
@@ -301,12 +866,15 @@
             <w:tcW w:type="pct" w:w="2500"/>
           </w:tcPr>
           <w:p>
+            <w:pPr>
+              <w:spacing w:before="320"/>
+            </w:pPr>
             <w:r>
               <w:rPr>
                 <w:sz w:val="22"/>
                 <w:szCs w:val="22"/>
               </w:rPr>
-              <w:t xml:space="preserve">_____________________</w:t>
+              <w:t xml:space="preserve">_______________________________</w:t>
             </w:r>
           </w:p>
           <w:p>
@@ -316,7 +884,7 @@
                 <w:sz w:val="18"/>
                 <w:szCs w:val="18"/>
               </w:rPr>
-              <w:t xml:space="preserve">Received by</w:t>
+              <w:t xml:space="preserve">Handled by — signature and date</w:t>
             </w:r>
           </w:p>
         </w:tc>
@@ -383,7 +951,7 @@
         <w:sz w:val="16"/>
         <w:szCs w:val="16"/>
       </w:rPr>
-      <w:t xml:space="preserve">Generated by I-Manage · imanage.co.ke · Page </w:t>
+      <w:t xml:space="preserve">Generated by PropDesk Africa · bknglabs.dev@gmail.com · Page </w:t>
     </w:r>
     <w:r>
       <w:rPr>
@@ -460,6 +1028,7 @@
 <w:hdr xmlns:wpc="http://schemas.microsoft.com/office/word/2010/wordprocessingCanvas" xmlns:mc="http://schemas.openxmlformats.org/markup-compatibility/2006" xmlns:o="urn:schemas-microsoft-com:office:office" xmlns:r="http://schemas.openxmlformats.org/officeDocument/2006/relationships" xmlns:m="http://schemas.openxmlformats.org/officeDocument/2006/math" xmlns:v="urn:schemas-microsoft-com:vml" xmlns:wp14="http://schemas.microsoft.com/office/word/2010/wordprocessingDrawing" xmlns:wp="http://schemas.openxmlformats.org/drawingml/2006/wordprocessingDrawing" xmlns:w10="urn:schemas-microsoft-com:office:word" xmlns:w="http://schemas.openxmlformats.org/wordprocessingml/2006/main" xmlns:w14="http://schemas.microsoft.com/office/word/2010/wordml" xmlns:w15="http://schemas.microsoft.com/office/word/2012/wordml" xmlns:wpg="http://schemas.microsoft.com/office/word/2010/wordprocessingGroup" xmlns:wpi="http://schemas.microsoft.com/office/word/2010/wordprocessingInk" xmlns:wne="http://schemas.microsoft.com/office/word/2006/wordml" xmlns:wps="http://schemas.microsoft.com/office/word/2010/wordprocessingShape" xmlns:cx="http://schemas.microsoft.com/office/drawing/2014/chartex" xmlns:cx1="http://schemas.microsoft.com/office/drawing/2015/9/8/chartex" xmlns:cx2="http://schemas.microsoft.com/office/drawing/2015/10/21/chartex" xmlns:cx3="http://schemas.microsoft.com/office/drawing/2016/5/9/chartex" xmlns:cx4="http://schemas.microsoft.com/office/drawing/2016/5/10/chartex" xmlns:cx5="http://schemas.microsoft.com/office/drawing/2016/5/11/chartex" xmlns:cx6="http://schemas.microsoft.com/office/drawing/2016/5/12/chartex" xmlns:cx7="http://schemas.microsoft.com/office/drawing/2016/5/13/chartex" xmlns:cx8="http://schemas.microsoft.com/office/drawing/2016/5/14/chartex" xmlns:w16cid="http://schemas.microsoft.com/office/word/2016/wordml/cid" xmlns:w16se="http://schemas.microsoft.com/office/word/2015/wordml/symex">
   <w:p>
     <w:pPr>
+      <w:spacing w:after="0"/>
       <w:jc w:val="right"/>
     </w:pPr>
     <w:r>
@@ -470,7 +1039,7 @@
         <w:sz w:val="20"/>
         <w:szCs w:val="20"/>
       </w:rPr>
-      <w:t xml:space="preserve">I-Manage</w:t>
+      <w:t xml:space="preserve">PropDesk Africa</w:t>
     </w:r>
     <w:r>
       <w:rPr>
@@ -483,6 +1052,7 @@
   </w:p>
   <w:p>
     <w:pPr>
+      <w:spacing w:after="160"/>
       <w:jc w:val="right"/>
     </w:pPr>
     <w:r>
@@ -597,7 +1167,11 @@
 <file path=word/styles.xml><?xml version="1.0" encoding="utf-8"?>
 <w:styles xmlns:mc="http://schemas.openxmlformats.org/markup-compatibility/2006" xmlns:r="http://schemas.openxmlformats.org/officeDocument/2006/relationships" xmlns:w="http://schemas.openxmlformats.org/wordprocessingml/2006/main" xmlns:w14="http://schemas.microsoft.com/office/word/2010/wordml" xmlns:w15="http://schemas.microsoft.com/office/word/2012/wordml" mc:Ignorable="w14 w15">
   <w:docDefaults>
-    <w:rPrDefault/>
+    <w:rPrDefault>
+      <w:rPr>
+        <w:rFonts w:ascii="Calibri" w:cs="Calibri" w:eastAsia="Calibri" w:hAnsi="Calibri"/>
+      </w:rPr>
+    </w:rPrDefault>
     <w:pPrDefault/>
   </w:docDefaults>
   <w:style w:type="paragraph" w:styleId="Normal" w:default="1">
